--- a/Ud1 Act 2 - Eclipse.docx
+++ b/Ud1 Act 2 - Eclipse.docx
@@ -589,6 +589,13 @@
         </w:p>
         <w:sdt>
           <w:sdtPr>
+            <w:rPr>
+              <w:rFonts w:asciiTheme="minorHAnsi" w:eastAsiaTheme="minorHAnsi" w:hAnsiTheme="minorHAnsi" w:cstheme="minorBidi"/>
+              <w:color w:val="auto"/>
+              <w:sz w:val="22"/>
+              <w:szCs w:val="22"/>
+              <w:lang w:eastAsia="en-US"/>
+            </w:rPr>
             <w:id w:val="1826707892"/>
             <w:docPartObj>
               <w:docPartGallery w:val="Table of Contents"/>
@@ -597,13 +604,8 @@
           </w:sdtPr>
           <w:sdtEndPr>
             <w:rPr>
-              <w:rFonts w:asciiTheme="minorHAnsi" w:eastAsiaTheme="minorHAnsi" w:hAnsiTheme="minorHAnsi" w:cstheme="minorBidi"/>
               <w:b/>
               <w:bCs/>
-              <w:color w:val="auto"/>
-              <w:sz w:val="22"/>
-              <w:szCs w:val="22"/>
-              <w:lang w:eastAsia="en-US"/>
             </w:rPr>
           </w:sdtEndPr>
           <w:sdtContent>
@@ -999,35 +1001,29 @@
         <w:p/>
         <w:p/>
         <w:p/>
-        <w:bookmarkStart w:id="0" w:name="_GoBack" w:displacedByCustomXml="next"/>
-        <w:bookmarkEnd w:id="0" w:displacedByCustomXml="next"/>
       </w:sdtContent>
     </w:sdt>
     <w:p>
       <w:pPr>
         <w:pStyle w:val="Ttulo2"/>
-      </w:pPr>
-      <w:bookmarkStart w:id="1" w:name="_Toc242206482"/>
+        <w:jc w:val="both"/>
+      </w:pPr>
+      <w:bookmarkStart w:id="0" w:name="_Toc242206482"/>
       <w:r>
         <w:lastRenderedPageBreak/>
-        <w:t xml:space="preserve">Crea un programa simple que proporcione cierto nivel de interacción con el usuario final. </w:t>
-      </w:r>
-      <w:r>
-        <w:t xml:space="preserve"> Y Crea</w:t>
-      </w:r>
-      <w:r>
-        <w:t xml:space="preserve"> una interfaz de usuario agradable para tu desarrollo web</w:t>
-      </w:r>
-      <w:bookmarkEnd w:id="1"/>
+        <w:t>Crea un programa simple que proporcione cierto nivel de interacción con el usuario final.  Y Crea una interfaz de usuario agradable para tu desarrollo web</w:t>
+      </w:r>
+      <w:bookmarkEnd w:id="0"/>
     </w:p>
     <w:p>
       <w:pPr>
         <w:ind w:left="360"/>
+        <w:jc w:val="both"/>
       </w:pPr>
     </w:p>
     <w:p>
       <w:pPr>
-        <w:jc w:val="center"/>
+        <w:jc w:val="both"/>
       </w:pPr>
       <w:r>
         <w:rPr>
@@ -1072,17 +1068,24 @@
       </w:r>
     </w:p>
     <w:p>
+      <w:pPr>
+        <w:jc w:val="both"/>
+      </w:pPr>
       <w:r>
         <w:t>Para esta actividad cree una página que te da dos formularios para interactuar, el primero comprueba si un número es par o impar, y el segundo genera un numero aleatorio entre dos números dados por el cliente.</w:t>
       </w:r>
     </w:p>
     <w:p>
+      <w:pPr>
+        <w:jc w:val="both"/>
+      </w:pPr>
       <w:r>
         <w:t>Primero:</w:t>
       </w:r>
     </w:p>
     <w:p>
       <w:pPr>
+        <w:jc w:val="both"/>
         <w:rPr>
           <w:noProof/>
           <w:lang w:eastAsia="es-ES"/>
@@ -1178,13 +1181,23 @@
         </w:drawing>
       </w:r>
     </w:p>
-    <w:p/>
     <w:p>
-      <w:r>
-        <w:t>Segundo:</w:t>
-      </w:r>
+      <w:pPr>
+        <w:jc w:val="both"/>
+      </w:pPr>
     </w:p>
     <w:p>
+      <w:pPr>
+        <w:jc w:val="both"/>
+      </w:pPr>
+      <w:r>
+        <w:t>Segundo:</w:t>
+      </w:r>
+    </w:p>
+    <w:p>
+      <w:pPr>
+        <w:jc w:val="both"/>
+      </w:pPr>
       <w:r>
         <w:rPr>
           <w:noProof/>
@@ -1275,43 +1288,53 @@
         </w:drawing>
       </w:r>
     </w:p>
-    <w:p/>
     <w:p>
-      <w:r>
-        <w:t xml:space="preserve">Para la generación de la </w:t>
-      </w:r>
-      <w:r>
-        <w:t>página</w:t>
-      </w:r>
-      <w:r>
-        <w:t xml:space="preserve"> de resultados no se </w:t>
-      </w:r>
-      <w:r>
-        <w:t>ha</w:t>
-      </w:r>
-      <w:r>
-        <w:t xml:space="preserve"> generado un </w:t>
-      </w:r>
-      <w:r>
-        <w:t>índex</w:t>
-      </w:r>
-      <w:r>
-        <w:t xml:space="preserve"> se ha generado </w:t>
-      </w:r>
-      <w:r>
-        <w:t>atreves</w:t>
-      </w:r>
-      <w:r>
-        <w:t xml:space="preserve"> de código en el </w:t>
-      </w:r>
-      <w:r>
-        <w:t>Servlet</w:t>
-      </w:r>
-      <w:r>
-        <w:t>.</w:t>
-      </w:r>
+      <w:pPr>
+        <w:jc w:val="both"/>
+      </w:pPr>
     </w:p>
     <w:p>
+      <w:pPr>
+        <w:jc w:val="both"/>
+      </w:pPr>
+      <w:r>
+        <w:t xml:space="preserve">Para la generación de la </w:t>
+      </w:r>
+      <w:r>
+        <w:t>página</w:t>
+      </w:r>
+      <w:r>
+        <w:t xml:space="preserve"> de resultados no se </w:t>
+      </w:r>
+      <w:r>
+        <w:t>ha</w:t>
+      </w:r>
+      <w:r>
+        <w:t xml:space="preserve"> generado un </w:t>
+      </w:r>
+      <w:r>
+        <w:t>índex</w:t>
+      </w:r>
+      <w:r>
+        <w:t xml:space="preserve"> se ha generado </w:t>
+      </w:r>
+      <w:r>
+        <w:t>atreves</w:t>
+      </w:r>
+      <w:r>
+        <w:t xml:space="preserve"> de código en el </w:t>
+      </w:r>
+      <w:r>
+        <w:t>Servlet</w:t>
+      </w:r>
+      <w:r>
+        <w:t>.</w:t>
+      </w:r>
+    </w:p>
+    <w:p>
+      <w:pPr>
+        <w:jc w:val="both"/>
+      </w:pPr>
       <w:r>
         <w:rPr>
           <w:noProof/>
@@ -1361,8 +1384,15 @@
         </w:drawing>
       </w:r>
     </w:p>
-    <w:p/>
     <w:p>
+      <w:pPr>
+        <w:jc w:val="both"/>
+      </w:pPr>
+    </w:p>
+    <w:p>
+      <w:pPr>
+        <w:jc w:val="both"/>
+      </w:pPr>
       <w:r>
         <w:t xml:space="preserve">Y luego para la creación </w:t>
       </w:r>
@@ -1384,6 +1414,9 @@
       </w:r>
     </w:p>
     <w:p>
+      <w:pPr>
+        <w:jc w:val="both"/>
+      </w:pPr>
       <w:r>
         <w:br/>
       </w:r>
@@ -1430,6 +1463,9 @@
       </w:r>
     </w:p>
     <w:p>
+      <w:pPr>
+        <w:jc w:val="both"/>
+      </w:pPr>
       <w:r>
         <w:t xml:space="preserve">Y su funcionabilidad fue escrita con código dentro del </w:t>
       </w:r>
@@ -1441,6 +1477,9 @@
       </w:r>
     </w:p>
     <w:p>
+      <w:pPr>
+        <w:jc w:val="both"/>
+      </w:pPr>
       <w:r>
         <w:rPr>
           <w:noProof/>
@@ -1485,6 +1524,9 @@
       </w:r>
     </w:p>
     <w:p>
+      <w:pPr>
+        <w:jc w:val="both"/>
+      </w:pPr>
       <w:r>
         <w:t xml:space="preserve">Si el resto es igual a 0 significa que el </w:t>
       </w:r>
@@ -1506,6 +1548,9 @@
       </w:r>
     </w:p>
     <w:p>
+      <w:pPr>
+        <w:jc w:val="both"/>
+      </w:pPr>
       <w:r>
         <w:t xml:space="preserve">El segundo formulario toma ambos números </w:t>
       </w:r>
@@ -1530,7 +1575,14 @@
       </w:r>
     </w:p>
     <w:p>
-      <w:r>
+      <w:pPr>
+        <w:jc w:val="both"/>
+      </w:pPr>
+      <w:r>
+        <w:rPr>
+          <w:noProof/>
+          <w:lang w:eastAsia="es-ES"/>
+        </w:rPr>
         <w:drawing>
           <wp:inline distT="0" distB="0" distL="0" distR="0" wp14:anchorId="614BA1FF" wp14:editId="2D92AF3B">
             <wp:extent cx="5400040" cy="2265680"/>
@@ -1569,96 +1621,118 @@
       </w:r>
     </w:p>
     <w:p>
+      <w:pPr>
+        <w:jc w:val="both"/>
+      </w:pPr>
       <w:r>
         <w:t>Después se usa el math random para que nos de los números aleatorios que están entre el máximo y mínimo, Y como está usando el int, eso elimina los números con comas.</w:t>
       </w:r>
     </w:p>
-    <w:p/>
     <w:p>
       <w:pPr>
+        <w:jc w:val="both"/>
+      </w:pPr>
+    </w:p>
+    <w:p>
+      <w:pPr>
         <w:pStyle w:val="Ttulo1"/>
-      </w:pPr>
-      <w:bookmarkStart w:id="2" w:name="_Toc242206483"/>
+        <w:jc w:val="both"/>
+      </w:pPr>
+      <w:bookmarkStart w:id="1" w:name="_Toc242206483"/>
       <w:r>
         <w:t>Investiga sobre los siguientes temas y proporciona</w:t>
       </w:r>
       <w:r>
         <w:t xml:space="preserve"> una respuesta corta</w:t>
+      </w:r>
+      <w:bookmarkEnd w:id="1"/>
+    </w:p>
+    <w:p>
+      <w:pPr>
+        <w:jc w:val="both"/>
+      </w:pPr>
+    </w:p>
+    <w:p>
+      <w:pPr>
+        <w:pStyle w:val="Ttulo3"/>
+        <w:jc w:val="both"/>
+      </w:pPr>
+      <w:bookmarkStart w:id="2" w:name="_Toc242206484"/>
+      <w:r>
+        <w:t>¿Cuál fue la parte más compleja de esta actividad? ¿Cómo lograste resolverla?</w:t>
       </w:r>
       <w:bookmarkEnd w:id="2"/>
     </w:p>
-    <w:p/>
     <w:p>
       <w:pPr>
+        <w:jc w:val="both"/>
+      </w:pPr>
+      <w:r>
+        <w:t>El set up fue la parte más compleja, ya que al tratar de instalar Eclipse salieron muchos Errores y tomo mucho tiempo.</w:t>
+      </w:r>
+    </w:p>
+    <w:p>
+      <w:pPr>
+        <w:jc w:val="both"/>
+      </w:pPr>
+    </w:p>
+    <w:p>
+      <w:pPr>
         <w:pStyle w:val="Ttulo3"/>
-      </w:pPr>
-      <w:bookmarkStart w:id="3" w:name="_Toc242206484"/>
-      <w:r>
-        <w:t>¿Cuál fue la parte más compleja de esta actividad? ¿Cómo lograste resolverla?</w:t>
+        <w:jc w:val="both"/>
+      </w:pPr>
+      <w:bookmarkStart w:id="3" w:name="_Toc242206485"/>
+      <w:r>
+        <w:t>¿Puedes encontrar otro servidor de aplicaciones y compararlo con Tomcat?</w:t>
       </w:r>
       <w:bookmarkEnd w:id="3"/>
     </w:p>
     <w:p>
-      <w:r>
-        <w:t>El set up fue la parte más compleja, ya que al tratar de instalar Eclipse salieron muchos Errores y tomo mucho tiempo.</w:t>
+      <w:pPr>
+        <w:jc w:val="both"/>
+      </w:pPr>
+      <w:r>
+        <w:t xml:space="preserve">Otro servidor de aplicaciones que encontré fue WildFly, antes conocido como JBoss AS desarrollado por red hat. Su principal diferencia con </w:t>
+      </w:r>
+      <w:r>
+        <w:t xml:space="preserve">Tomcat se centra en tecnologías web como </w:t>
+      </w:r>
+      <w:proofErr w:type="spellStart"/>
+      <w:r>
+        <w:t>Servlets</w:t>
+      </w:r>
+      <w:proofErr w:type="spellEnd"/>
+      <w:r>
+        <w:t xml:space="preserve">, JSP y </w:t>
+      </w:r>
+      <w:proofErr w:type="spellStart"/>
+      <w:r>
+        <w:t>WebSocket</w:t>
+      </w:r>
+      <w:proofErr w:type="spellEnd"/>
+      <w:r>
+        <w:t>, mientras que WildFly ofrece muchas más funcionalidades empresariales de Java EE, como persistencia, transacciones, seguridad, mensajería, etc.</w:t>
       </w:r>
     </w:p>
-    <w:p/>
     <w:p>
       <w:pPr>
-        <w:pStyle w:val="Ttulo3"/>
-      </w:pPr>
-      <w:bookmarkStart w:id="4" w:name="_Toc242206485"/>
-      <w:r>
-        <w:t>¿Puedes encontrar otro servidor de aplicaciones y compararlo con Tomcat?</w:t>
-      </w:r>
+        <w:jc w:val="both"/>
+      </w:pPr>
+    </w:p>
+    <w:p>
+      <w:pPr>
+        <w:jc w:val="both"/>
+      </w:pPr>
+      <w:r>
+        <w:br w:type="page"/>
+      </w:r>
+      <w:bookmarkStart w:id="4" w:name="_GoBack"/>
       <w:bookmarkEnd w:id="4"/>
     </w:p>
     <w:p>
-      <w:r>
-        <w:t xml:space="preserve">Otro servidor de aplicaciones que encontré fue </w:t>
-      </w:r>
-      <w:r>
-        <w:t>WildFly</w:t>
-      </w:r>
-      <w:r>
-        <w:t xml:space="preserve">, antes conocido como JBoss AS desarrollado por red hat. Su principal diferencia con </w:t>
-      </w:r>
-      <w:r>
-        <w:t xml:space="preserve">Tomcat se centra en tecnologías web como </w:t>
-      </w:r>
-      <w:proofErr w:type="spellStart"/>
-      <w:r>
-        <w:t>Servlets</w:t>
-      </w:r>
-      <w:proofErr w:type="spellEnd"/>
-      <w:r>
-        <w:t xml:space="preserve">, JSP y </w:t>
-      </w:r>
-      <w:proofErr w:type="spellStart"/>
-      <w:r>
-        <w:t>WebSocket</w:t>
-      </w:r>
-      <w:proofErr w:type="spellEnd"/>
-      <w:r>
-        <w:t>, mientras que WildFly ofrece muchas más funcionalidades empresariales de J</w:t>
-      </w:r>
-      <w:r>
-        <w:t>ava</w:t>
-      </w:r>
-      <w:r>
-        <w:t xml:space="preserve"> EE, como persistencia, transacciones, seguridad, mensajería, etc.</w:t>
-      </w:r>
-    </w:p>
-    <w:p/>
-    <w:p>
-      <w:r>
-        <w:br w:type="page"/>
-      </w:r>
-    </w:p>
-    <w:p>
       <w:pPr>
         <w:pStyle w:val="Ttulo1"/>
+        <w:jc w:val="both"/>
       </w:pPr>
       <w:bookmarkStart w:id="5" w:name="_Toc242206486"/>
       <w:proofErr w:type="spellStart"/>
@@ -1670,16 +1744,24 @@
       <w:proofErr w:type="spellEnd"/>
     </w:p>
     <w:p>
+      <w:pPr>
+        <w:jc w:val="both"/>
+      </w:pPr>
       <w:hyperlink r:id="rId18" w:history="1">
         <w:r>
           <w:rPr>
             <w:rStyle w:val="Hipervnculo"/>
+            <w:u w:val="none"/>
           </w:rPr>
           <w:t>https://www.anw.es/servidores/Tomcat-Glassfish-Payara-WildFly.html</w:t>
         </w:r>
       </w:hyperlink>
     </w:p>
-    <w:p/>
+    <w:p>
+      <w:pPr>
+        <w:jc w:val="both"/>
+      </w:pPr>
+    </w:p>
     <w:sectPr>
       <w:pgSz w:w="11906" w:h="16838"/>
       <w:pgMar w:top="1417" w:right="1701" w:bottom="1417" w:left="1701" w:header="708" w:footer="708" w:gutter="0"/>
@@ -2525,21 +2607,21 @@
     <w:charset w:val="00"/>
     <w:family w:val="roman"/>
     <w:pitch w:val="variable"/>
-    <w:sig w:usb0="E0002AFF" w:usb1="C0007841" w:usb2="00000009" w:usb3="00000000" w:csb0="000001FF" w:csb1="00000000"/>
+    <w:sig w:usb0="E0002EFF" w:usb1="C000785B" w:usb2="00000009" w:usb3="00000000" w:csb0="000001FF" w:csb1="00000000"/>
   </w:font>
   <w:font w:name="Calibri">
     <w:panose1 w:val="020F0502020204030204"/>
     <w:charset w:val="00"/>
     <w:family w:val="swiss"/>
     <w:pitch w:val="variable"/>
-    <w:sig w:usb0="E0002AFF" w:usb1="4000ACFF" w:usb2="00000001" w:usb3="00000000" w:csb0="000001FF" w:csb1="00000000"/>
+    <w:sig w:usb0="E4002EFF" w:usb1="C200247B" w:usb2="00000009" w:usb3="00000000" w:csb0="000001FF" w:csb1="00000000"/>
   </w:font>
   <w:font w:name="Calibri Light">
     <w:panose1 w:val="020F0302020204030204"/>
     <w:charset w:val="00"/>
     <w:family w:val="swiss"/>
     <w:pitch w:val="variable"/>
-    <w:sig w:usb0="A0002AEF" w:usb1="4000207B" w:usb2="00000000" w:usb3="00000000" w:csb0="000001FF" w:csb1="00000000"/>
+    <w:sig w:usb0="E4002EFF" w:usb1="C200247B" w:usb2="00000009" w:usb3="00000000" w:csb0="000001FF" w:csb1="00000000"/>
   </w:font>
   <w:font w:name="Segoe UI">
     <w:panose1 w:val="020B0502040204020203"/>
@@ -2570,6 +2652,7 @@
     <w:rsid w:val="000F0BB0"/>
     <w:rsid w:val="005169B4"/>
     <w:rsid w:val="00914F12"/>
+    <w:rsid w:val="00C86569"/>
   </w:rsids>
   <m:mathPr>
     <m:mathFont m:val="Cambria Math"/>
@@ -3314,7 +3397,7 @@
 </file>
 
 <file path=customXml/itemProps2.xml><?xml version="1.0" encoding="utf-8"?>
-<ds:datastoreItem xmlns:ds="http://schemas.openxmlformats.org/officeDocument/2006/customXml" ds:itemID="{4C2D58B6-3E4E-4004-851E-8759812A048A}">
+<ds:datastoreItem xmlns:ds="http://schemas.openxmlformats.org/officeDocument/2006/customXml" ds:itemID="{C4A78798-B17F-45F4-AAA4-8C371D4CE0E3}">
   <ds:schemaRefs>
     <ds:schemaRef ds:uri="http://schemas.openxmlformats.org/officeDocument/2006/bibliography"/>
   </ds:schemaRefs>
